--- a/ibm6450/files/Lab6_Student_Guide.docx
+++ b/ibm6450/files/Lab6_Student_Guide.docx
@@ -17,7 +17,7 @@
     </w:p>
     <w:p>
       <w:r>
-        <w:t>Individual work first, followed by team comparison  |  5 points  |  Individual DOCX due Sun Oct 11, 11:59 PM  |  Team reconciled copy due Wed Oct 14, 11:59 PM</w:t>
+        <w:t>Individual assignment  |  5 points  |  Due Sun Oct 11, 11:59 PM  |  Team comparison (0 points, ungraded) Wed Oct 14</w:t>
       </w:r>
     </w:p>
     <w:p>
@@ -70,7 +70,7 @@
         <w:pStyle w:val="ListNumber"/>
       </w:pPr>
       <w:r>
-        <w:t>Submit your individual DOCX before comparing entries with classmates. Afterward, each team submits a reconciled copy and the short change log on the last template page. Retain all individual originals.</w:t>
+        <w:t>Submit your individual DOCX before comparing entries with classmates. Afterward, each team compares entries and uploads one reconciled copy with the change log on the last template page (0 points; it does not affect your grade). We may also go over it in class. Keep your individual original.</w:t>
       </w:r>
     </w:p>
     <w:p>
@@ -1837,7 +1837,7 @@
                 <w:b w:val="0"/>
                 <w:sz w:val="19"/>
               </w:rPr>
-              <w:t>Complete individual record, documented team comparison, and AI use record</w:t>
+              <w:t>Complete individual record and AI use record</w:t>
             </w:r>
           </w:p>
         </w:tc>
@@ -1869,7 +1869,7 @@
     </w:tbl>
     <w:p>
       <w:r>
-        <w:t>Flag uncertainty rather than guess. Agreement with classmates is not itself the grading criterion.</w:t>
+        <w:t>All five points are scored on your individual copy; the team comparison is ungraded. Flag uncertainty rather than guess.</w:t>
       </w:r>
     </w:p>
     <w:sectPr>
